--- a/public/templates/contratos/leasing/anexos/Anexo II – Opção de Compra da Usina (todos).docx
+++ b/public/templates/contratos/leasing/anexos/Anexo II – Opção de Compra da Usina (todos).docx
@@ -58,23 +58,11 @@
     </w:p>
     <w:p>
       <w:pPr>
-        <w:rPr>
-          <w:rFonts w:ascii="Times New Roman" w:hAnsi="Times New Roman" w:cs="Times New Roman"/>
-        </w:rPr>
-      </w:pPr>
-      <w:r>
-        <w:rPr>
-          <w:rFonts w:ascii="Times New Roman" w:hAnsi="Times New Roman" w:cs="Times New Roman"/>
-        </w:rPr>
-        <w:t>Este Anexo estabelece as condições, critérios econômicos e procedimentos aplicáveis ao exercício da opção de compra antecipada da usina fotovoltaica, conforme previsto na Cláusula 11 do Contrato de Leasing.</w:t>
-      </w:r>
-    </w:p>
-    <w:p>
-      <w:pPr>
-        <w:rPr>
-          <w:rFonts w:ascii="Times New Roman" w:hAnsi="Times New Roman" w:cs="Times New Roman"/>
-        </w:rPr>
-      </w:pPr>
+        <w:pStyle w:val="p1"/>
+      </w:pPr>
+      <w:r>
+        <w:t>Este Anexo estabelece as condições, critérios econômicos e procedimentos aplicáveis ao exercício da opção de compra antecipada da usina fotovoltaica, conforme previsto na CLÁUSULA 12 do Contrato de Leasing Operacional de Sistema Fotovoltaico.</w:t>
+      </w:r>
     </w:p>
     <w:p>
       <w:pPr>
@@ -124,7 +112,19 @@
         <w:rPr>
           <w:rFonts w:ascii="Times New Roman" w:hAnsi="Times New Roman" w:cs="Times New Roman"/>
         </w:rPr>
-        <w:t>2.2. Antes do prazo de elegibilidade, a CONTRATADA poderá, a seu exclusivo critério, autorizar a compra mediante pagamento equivalente ao investimento inicial integral, acrescido de:</w:t>
+        <w:t xml:space="preserve">2.2. Antes do prazo de elegibilidade, a </w:t>
+      </w:r>
+      <w:r>
+        <w:rPr>
+          <w:rFonts w:ascii="Times New Roman" w:hAnsi="Times New Roman" w:cs="Times New Roman"/>
+        </w:rPr>
+        <w:t>SOLARINVEST</w:t>
+      </w:r>
+      <w:r>
+        <w:rPr>
+          <w:rFonts w:ascii="Times New Roman" w:hAnsi="Times New Roman" w:cs="Times New Roman"/>
+        </w:rPr>
+        <w:t xml:space="preserve"> poderá, a seu exclusivo critério, autorizar a compra mediante pagamento equivalente ao investimento inicial integral, acrescido de:</w:t>
       </w:r>
     </w:p>
     <w:p>
@@ -176,7 +176,19 @@
         <w:rPr>
           <w:rFonts w:ascii="Times New Roman" w:hAnsi="Times New Roman" w:cs="Times New Roman"/>
         </w:rPr>
-        <w:t>2.3. A CONTRATADA poderá recusar o exercício da opção de compra antecipada caso:</w:t>
+        <w:t xml:space="preserve">2.3. A </w:t>
+      </w:r>
+      <w:r>
+        <w:rPr>
+          <w:rFonts w:ascii="Times New Roman" w:hAnsi="Times New Roman" w:cs="Times New Roman"/>
+        </w:rPr>
+        <w:t>SOLARINVEST</w:t>
+      </w:r>
+      <w:r>
+        <w:rPr>
+          <w:rFonts w:ascii="Times New Roman" w:hAnsi="Times New Roman" w:cs="Times New Roman"/>
+        </w:rPr>
+        <w:t xml:space="preserve"> poderá recusar o exercício da opção de compra antecipada caso:</w:t>
       </w:r>
     </w:p>
     <w:p>
@@ -375,23 +387,16 @@
     </w:p>
     <w:p>
       <w:pPr>
-        <w:rPr>
-          <w:rFonts w:ascii="Times New Roman" w:hAnsi="Times New Roman" w:cs="Times New Roman"/>
-          <w:shd w:val="clear" w:color="auto" w:fill="FAFAFA"/>
-        </w:rPr>
-      </w:pPr>
-      <w:r>
-        <w:rPr>
-          <w:rFonts w:ascii="Times New Roman" w:hAnsi="Times New Roman" w:cs="Times New Roman"/>
-        </w:rPr>
-        <w:t xml:space="preserve">3.2. </w:t>
-      </w:r>
-      <w:r>
-        <w:rPr>
-          <w:rFonts w:ascii="Times New Roman" w:hAnsi="Times New Roman" w:cs="Times New Roman"/>
-          <w:shd w:val="clear" w:color="auto" w:fill="FAFAFA"/>
-        </w:rPr>
-        <w:t>Ao término do prazo contratual, e estando o CONTRATANTE adimplente com todas as suas obrigações contratuais, o VEC será igual a R$ 0,00, com a transferência automática da propriedade, formalizada por meio de Termo de Quitação e Transferência de Propriedade, sem custos adicionais para o CONTRATANTE.</w:t>
+        <w:pStyle w:val="p1"/>
+      </w:pPr>
+      <w:r>
+        <w:t xml:space="preserve">3.2. Ao término do prazo contratual, e estando o CONTRATANTE integralmente adimplente com todas as suas obrigações, a SOLARINVEST poderá efetuar a transferência da propriedade do sistema ao CONTRATANTE, como consequência do integral cumprimento contratual, nos termos da </w:t>
+      </w:r>
+      <w:r>
+        <w:t>cláusula 2.3</w:t>
+      </w:r>
+      <w:r>
+        <w:t xml:space="preserve"> do contrato principal, não caracterizando tal transferência operação de compra e venda, financiamento, parcelamento ou amortização do bem.</w:t>
       </w:r>
     </w:p>
     <w:p>
@@ -454,7 +459,19 @@
         <w:rPr>
           <w:rFonts w:ascii="Times New Roman" w:hAnsi="Times New Roman" w:cs="Times New Roman"/>
         </w:rPr>
-        <w:t>4.2. A CONTRATADA terá até 10 dias úteis para apresentar proposta definitiva de compra, com base no VEC calculado.</w:t>
+        <w:t xml:space="preserve">4.2. A </w:t>
+      </w:r>
+      <w:r>
+        <w:rPr>
+          <w:rFonts w:ascii="Times New Roman" w:hAnsi="Times New Roman" w:cs="Times New Roman"/>
+        </w:rPr>
+        <w:t>SOLARINVEST</w:t>
+      </w:r>
+      <w:r>
+        <w:rPr>
+          <w:rFonts w:ascii="Times New Roman" w:hAnsi="Times New Roman" w:cs="Times New Roman"/>
+        </w:rPr>
+        <w:t xml:space="preserve"> terá até 10 dias úteis para apresentar proposta definitiva de compra, com base no VEC calculado.</w:t>
       </w:r>
     </w:p>
     <w:p>
@@ -530,19 +547,32 @@
         <w:rPr>
           <w:rFonts w:ascii="Times New Roman" w:hAnsi="Times New Roman" w:cs="Times New Roman"/>
         </w:rPr>
-        <w:t>5.2. A partir da data da transferência de propriedade, cessam todas as obrigações da CONTRATADA relativas a:</w:t>
-      </w:r>
-    </w:p>
-    <w:p>
-      <w:pPr>
-        <w:rPr>
-          <w:rFonts w:ascii="Times New Roman" w:hAnsi="Times New Roman" w:cs="Times New Roman"/>
-        </w:rPr>
-      </w:pPr>
-      <w:r>
-        <w:rPr>
-          <w:rFonts w:ascii="Times New Roman" w:hAnsi="Times New Roman" w:cs="Times New Roman"/>
-        </w:rPr>
+        <w:t xml:space="preserve">5.2. A partir da data da transferência de propriedade, cessam todas as obrigações da </w:t>
+      </w:r>
+      <w:r>
+        <w:rPr>
+          <w:rFonts w:ascii="Times New Roman" w:hAnsi="Times New Roman" w:cs="Times New Roman"/>
+        </w:rPr>
+        <w:t>SOLARINVEST</w:t>
+      </w:r>
+      <w:r>
+        <w:rPr>
+          <w:rFonts w:ascii="Times New Roman" w:hAnsi="Times New Roman" w:cs="Times New Roman"/>
+        </w:rPr>
+        <w:t xml:space="preserve"> relativas a:</w:t>
+      </w:r>
+    </w:p>
+    <w:p>
+      <w:pPr>
+        <w:rPr>
+          <w:rFonts w:ascii="Times New Roman" w:hAnsi="Times New Roman" w:cs="Times New Roman"/>
+        </w:rPr>
+      </w:pPr>
+      <w:r>
+        <w:rPr>
+          <w:rFonts w:ascii="Times New Roman" w:hAnsi="Times New Roman" w:cs="Times New Roman"/>
+        </w:rPr>
+        <w:lastRenderedPageBreak/>
         <w:t>• manutenção;</w:t>
       </w:r>
     </w:p>
@@ -556,7 +586,6 @@
         <w:rPr>
           <w:rFonts w:ascii="Times New Roman" w:hAnsi="Times New Roman" w:cs="Times New Roman"/>
         </w:rPr>
-        <w:lastRenderedPageBreak/>
         <w:t>• seguro;</w:t>
       </w:r>
     </w:p>
@@ -630,7 +659,19 @@
         <w:rPr>
           <w:rFonts w:ascii="Times New Roman" w:hAnsi="Times New Roman" w:cs="Times New Roman"/>
         </w:rPr>
-        <w:t>5.4. A CONTRATADA entregará ao CONTRATANTE toda documentação técnica necessária para regularização do sistema junto à distribuidora e órgãos competentes.</w:t>
+        <w:t xml:space="preserve">5.4. A </w:t>
+      </w:r>
+      <w:r>
+        <w:rPr>
+          <w:rFonts w:ascii="Times New Roman" w:hAnsi="Times New Roman" w:cs="Times New Roman"/>
+        </w:rPr>
+        <w:t>SOLARINVEST</w:t>
+      </w:r>
+      <w:r>
+        <w:rPr>
+          <w:rFonts w:ascii="Times New Roman" w:hAnsi="Times New Roman" w:cs="Times New Roman"/>
+        </w:rPr>
+        <w:t xml:space="preserve"> entregará ao CONTRATANTE toda documentação técnica necessária para regularização do sistema junto à distribuidora e órgãos competentes.</w:t>
       </w:r>
     </w:p>
     <w:p>
@@ -760,7 +801,13 @@
     <w:p/>
     <w:p>
       <w:r>
-        <w:t xml:space="preserve">Assinatura da CONTRATADA: ____________________________  </w:t>
+        <w:t xml:space="preserve">Assinatura da </w:t>
+      </w:r>
+      <w:r>
+        <w:t>SOLARINVEST</w:t>
+      </w:r>
+      <w:r>
+        <w:t xml:space="preserve">: ____________________________  </w:t>
       </w:r>
     </w:p>
     <w:p>
@@ -1005,12 +1052,7 @@
       <w:rPr>
         <w:noProof/>
       </w:rPr>
-    </w:r>
-    <w:r>
-      <w:rPr>
-        <w:noProof/>
-      </w:rPr>
-      <w:pict w14:anchorId="395F8C35">
+      <w:pict w14:anchorId="58ACF189">
         <v:shapetype id="_x0000_t75" coordsize="21600,21600" o:spt="75" o:preferrelative="t" path="m@4@5l@4@11@9@11@9@5xe" filled="f" stroked="f">
           <v:stroke joinstyle="miter"/>
           <v:formulas>
@@ -1192,12 +1234,7 @@
       <w:rPr>
         <w:noProof/>
       </w:rPr>
-    </w:r>
-    <w:r>
-      <w:rPr>
-        <w:noProof/>
-      </w:rPr>
-      <w:pict w14:anchorId="7F815EE6">
+      <w:pict w14:anchorId="7B14B9CD">
         <v:shapetype id="_x0000_t75" coordsize="21600,21600" o:spt="75" o:preferrelative="t" path="m@4@5l@4@11@9@11@9@5xe" filled="f" stroked="f">
           <v:stroke joinstyle="miter"/>
           <v:formulas>
@@ -3632,6 +3669,11 @@
     <w:basedOn w:val="DefaultParagraphFont"/>
     <w:rsid w:val="008F5375"/>
   </w:style>
+  <w:style w:type="character" w:customStyle="1" w:styleId="apple-converted-space">
+    <w:name w:val="apple-converted-space"/>
+    <w:basedOn w:val="DefaultParagraphFont"/>
+    <w:rsid w:val="00BF33F4"/>
+  </w:style>
 </w:styles>
 </file>
 
